--- a/GSC files/GSC questions.docx
+++ b/GSC files/GSC questions.docx
@@ -28,14 +28,7 @@
           <w:color w:val="5A6780"/>
           <w:sz w:val="21"/>
         </w:rPr>
-        <w:t xml:space="preserve">These questions and comments were noted informally during the synopsis presentation before the Graduate Studies </w:t>
-      </w:r>
-      <w:r>
-        <w:rPr>
-          <w:color w:val="5A6780"/>
-          <w:sz w:val="21"/>
-        </w:rPr>
-        <w:t>Committee. They have been transcribed and their wording clarified for readability; the formal minutes are still awaited. Items are grouped by the slide/topic to which they relate.</w:t>
+        <w:t>These questions and comments were noted informally during the synopsis presentation before the Graduate Studies Committee. They have been transcribed and their wording clarified for readability; the formal minutes are still awaited. Items are grouped by the slide/topic to which they relate.</w:t>
       </w:r>
     </w:p>
     <w:p/>
@@ -57,7 +50,7 @@
         </w:trPr>
         <w:tc>
           <w:tcPr>
-            <w:tcW w:w="720" w:type="dxa"/>
+            <w:tcW w:w="648" w:type="dxa"/>
             <w:shd w:val="clear" w:color="auto" w:fill="14264F"/>
           </w:tcPr>
           <w:p>
@@ -73,7 +66,7 @@
         </w:tc>
         <w:tc>
           <w:tcPr>
-            <w:tcW w:w="3600" w:type="dxa"/>
+            <w:tcW w:w="3037" w:type="dxa"/>
             <w:shd w:val="clear" w:color="auto" w:fill="14264F"/>
           </w:tcPr>
           <w:p>
@@ -89,7 +82,7 @@
         </w:tc>
         <w:tc>
           <w:tcPr>
-            <w:tcW w:w="6336" w:type="dxa"/>
+            <w:tcW w:w="5171" w:type="dxa"/>
             <w:shd w:val="clear" w:color="auto" w:fill="14264F"/>
           </w:tcPr>
           <w:p>
@@ -110,7 +103,7 @@
         </w:trPr>
         <w:tc>
           <w:tcPr>
-            <w:tcW w:w="720" w:type="dxa"/>
+            <w:tcW w:w="648" w:type="dxa"/>
           </w:tcPr>
           <w:p>
             <w:r>
@@ -123,7 +116,7 @@
         </w:tc>
         <w:tc>
           <w:tcPr>
-            <w:tcW w:w="3600" w:type="dxa"/>
+            <w:tcW w:w="3037" w:type="dxa"/>
           </w:tcPr>
           <w:p>
             <w:r>
@@ -132,21 +125,13 @@
                 <w:color w:val="14264F"/>
                 <w:sz w:val="21"/>
               </w:rPr>
-              <w:t>Introduction / quantum co</w:t>
-            </w:r>
-            <w:r>
-              <w:rPr>
-                <w:b/>
-                <w:color w:val="14264F"/>
-                <w:sz w:val="21"/>
-              </w:rPr>
-              <w:t>mpilers</w:t>
+              <w:t>Introduction / quantum compilers</w:t>
             </w:r>
           </w:p>
         </w:tc>
         <w:tc>
           <w:tcPr>
-            <w:tcW w:w="6336" w:type="dxa"/>
+            <w:tcW w:w="5171" w:type="dxa"/>
           </w:tcPr>
           <w:p>
             <w:r>
@@ -164,7 +149,7 @@
         </w:trPr>
         <w:tc>
           <w:tcPr>
-            <w:tcW w:w="720" w:type="dxa"/>
+            <w:tcW w:w="648" w:type="dxa"/>
             <w:shd w:val="clear" w:color="auto" w:fill="EFF4FA"/>
           </w:tcPr>
           <w:p>
@@ -178,14 +163,14 @@
         </w:tc>
         <w:tc>
           <w:tcPr>
-            <w:tcW w:w="3600" w:type="dxa"/>
+            <w:tcW w:w="3037" w:type="dxa"/>
             <w:shd w:val="clear" w:color="auto" w:fill="EFF4FA"/>
           </w:tcPr>
           <w:p/>
         </w:tc>
         <w:tc>
           <w:tcPr>
-            <w:tcW w:w="6336" w:type="dxa"/>
+            <w:tcW w:w="5171" w:type="dxa"/>
             <w:shd w:val="clear" w:color="auto" w:fill="EFF4FA"/>
           </w:tcPr>
           <w:p>
@@ -204,7 +189,7 @@
         </w:trPr>
         <w:tc>
           <w:tcPr>
-            <w:tcW w:w="720" w:type="dxa"/>
+            <w:tcW w:w="648" w:type="dxa"/>
           </w:tcPr>
           <w:p>
             <w:r>
@@ -217,26 +202,20 @@
         </w:tc>
         <w:tc>
           <w:tcPr>
-            <w:tcW w:w="3600" w:type="dxa"/>
+            <w:tcW w:w="3037" w:type="dxa"/>
           </w:tcPr>
           <w:p/>
         </w:tc>
         <w:tc>
           <w:tcPr>
-            <w:tcW w:w="6336" w:type="dxa"/>
+            <w:tcW w:w="5171" w:type="dxa"/>
           </w:tcPr>
           <w:p>
             <w:r>
               <w:rPr>
                 <w:sz w:val="21"/>
               </w:rPr>
-              <w:t xml:space="preserve">Clarify the notion of a </w:t>
-            </w:r>
-            <w:r>
-              <w:rPr>
-                <w:sz w:val="21"/>
-              </w:rPr>
-              <w:t>forward pass versus a backward pass in this context.</w:t>
+              <w:t>Clarify the notion of a forward pass versus a backward pass in this context.</w:t>
             </w:r>
           </w:p>
         </w:tc>
@@ -247,7 +226,7 @@
         </w:trPr>
         <w:tc>
           <w:tcPr>
-            <w:tcW w:w="720" w:type="dxa"/>
+            <w:tcW w:w="648" w:type="dxa"/>
             <w:shd w:val="clear" w:color="auto" w:fill="EFF4FA"/>
           </w:tcPr>
           <w:p>
@@ -261,7 +240,7 @@
         </w:tc>
         <w:tc>
           <w:tcPr>
-            <w:tcW w:w="3600" w:type="dxa"/>
+            <w:tcW w:w="3037" w:type="dxa"/>
             <w:shd w:val="clear" w:color="auto" w:fill="EFF4FA"/>
           </w:tcPr>
           <w:p>
@@ -277,15 +256,32 @@
         </w:tc>
         <w:tc>
           <w:tcPr>
-            <w:tcW w:w="6336" w:type="dxa"/>
+            <w:tcW w:w="5171" w:type="dxa"/>
             <w:shd w:val="clear" w:color="auto" w:fill="EFF4FA"/>
           </w:tcPr>
           <w:p>
             <w:r>
               <w:rPr>
                 <w:sz w:val="21"/>
+                <w:highlight w:val="green"/>
               </w:rPr>
-              <w:t>Provide a citation to support the closing claim that there is currently no reliable and affordable way to test the transpiler.</w:t>
+              <w:t xml:space="preserve">Provide a citation to support the closing claim that there is currently no reliable and affordable way to test the </w:t>
+            </w:r>
+            <w:proofErr w:type="spellStart"/>
+            <w:r>
+              <w:rPr>
+                <w:sz w:val="21"/>
+                <w:highlight w:val="green"/>
+              </w:rPr>
+              <w:t>transpiler</w:t>
+            </w:r>
+            <w:proofErr w:type="spellEnd"/>
+            <w:r>
+              <w:rPr>
+                <w:sz w:val="21"/>
+                <w:highlight w:val="green"/>
+              </w:rPr>
+              <w:t>.</w:t>
             </w:r>
           </w:p>
         </w:tc>
@@ -296,7 +292,7 @@
         </w:trPr>
         <w:tc>
           <w:tcPr>
-            <w:tcW w:w="720" w:type="dxa"/>
+            <w:tcW w:w="648" w:type="dxa"/>
           </w:tcPr>
           <w:p>
             <w:r>
@@ -309,7 +305,7 @@
         </w:tc>
         <w:tc>
           <w:tcPr>
-            <w:tcW w:w="3600" w:type="dxa"/>
+            <w:tcW w:w="3037" w:type="dxa"/>
           </w:tcPr>
           <w:p>
             <w:r>
@@ -324,20 +320,14 @@
         </w:tc>
         <w:tc>
           <w:tcPr>
-            <w:tcW w:w="6336" w:type="dxa"/>
+            <w:tcW w:w="5171" w:type="dxa"/>
           </w:tcPr>
           <w:p>
             <w:r>
               <w:rPr>
                 <w:sz w:val="21"/>
               </w:rPr>
-              <w:t>RQ2 and RQ3 appear almost identic</w:t>
-            </w:r>
-            <w:r>
-              <w:rPr>
-                <w:sz w:val="21"/>
-              </w:rPr>
-              <w:t>al — distinguish them clearly.</w:t>
+              <w:t>RQ2 and RQ3 appear almost identical — distinguish them clearly.</w:t>
             </w:r>
           </w:p>
         </w:tc>
@@ -348,7 +338,7 @@
         </w:trPr>
         <w:tc>
           <w:tcPr>
-            <w:tcW w:w="720" w:type="dxa"/>
+            <w:tcW w:w="648" w:type="dxa"/>
             <w:shd w:val="clear" w:color="auto" w:fill="EFF4FA"/>
           </w:tcPr>
           <w:p>
@@ -362,7 +352,7 @@
         </w:tc>
         <w:tc>
           <w:tcPr>
-            <w:tcW w:w="3600" w:type="dxa"/>
+            <w:tcW w:w="3037" w:type="dxa"/>
             <w:shd w:val="clear" w:color="auto" w:fill="EFF4FA"/>
           </w:tcPr>
           <w:p>
@@ -378,13 +368,19 @@
         </w:tc>
         <w:tc>
           <w:tcPr>
-            <w:tcW w:w="6336" w:type="dxa"/>
+            <w:tcW w:w="5171" w:type="dxa"/>
             <w:shd w:val="clear" w:color="auto" w:fill="EFF4FA"/>
           </w:tcPr>
           <w:p>
+            <w:pPr>
+              <w:rPr>
+                <w:highlight w:val="green"/>
+              </w:rPr>
+            </w:pPr>
             <w:r>
               <w:rPr>
                 <w:sz w:val="21"/>
+                <w:highlight w:val="green"/>
               </w:rPr>
               <w:t>If no one has measured this before, is it truly important — or might it simply not be feasible to measure?</w:t>
             </w:r>
@@ -397,7 +393,7 @@
         </w:trPr>
         <w:tc>
           <w:tcPr>
-            <w:tcW w:w="720" w:type="dxa"/>
+            <w:tcW w:w="648" w:type="dxa"/>
           </w:tcPr>
           <w:p>
             <w:r>
@@ -410,26 +406,26 @@
         </w:tc>
         <w:tc>
           <w:tcPr>
-            <w:tcW w:w="3600" w:type="dxa"/>
+            <w:tcW w:w="3037" w:type="dxa"/>
           </w:tcPr>
           <w:p/>
         </w:tc>
         <w:tc>
           <w:tcPr>
-            <w:tcW w:w="6336" w:type="dxa"/>
+            <w:tcW w:w="5171" w:type="dxa"/>
           </w:tcPr>
           <w:p>
+            <w:pPr>
+              <w:rPr>
+                <w:highlight w:val="green"/>
+              </w:rPr>
+            </w:pPr>
             <w:r>
               <w:rPr>
                 <w:sz w:val="21"/>
+                <w:highlight w:val="green"/>
               </w:rPr>
-              <w:t xml:space="preserve">If this problem has already been addressed in classical software testing, what is the </w:t>
-            </w:r>
-            <w:r>
-              <w:rPr>
-                <w:sz w:val="21"/>
-              </w:rPr>
-              <w:t>specific need for it in the quantum setting?</w:t>
+              <w:t>If this problem has already been addressed in classical software testing, what is the specific need for it in the quantum setting?</w:t>
             </w:r>
           </w:p>
         </w:tc>
@@ -440,7 +436,7 @@
         </w:trPr>
         <w:tc>
           <w:tcPr>
-            <w:tcW w:w="720" w:type="dxa"/>
+            <w:tcW w:w="648" w:type="dxa"/>
             <w:shd w:val="clear" w:color="auto" w:fill="EFF4FA"/>
           </w:tcPr>
           <w:p>
@@ -454,7 +450,7 @@
         </w:tc>
         <w:tc>
           <w:tcPr>
-            <w:tcW w:w="3600" w:type="dxa"/>
+            <w:tcW w:w="3037" w:type="dxa"/>
             <w:shd w:val="clear" w:color="auto" w:fill="EFF4FA"/>
           </w:tcPr>
           <w:p>
@@ -470,7 +466,7 @@
         </w:tc>
         <w:tc>
           <w:tcPr>
-            <w:tcW w:w="6336" w:type="dxa"/>
+            <w:tcW w:w="5171" w:type="dxa"/>
             <w:shd w:val="clear" w:color="auto" w:fill="EFF4FA"/>
           </w:tcPr>
           <w:p>
@@ -489,7 +485,7 @@
         </w:trPr>
         <w:tc>
           <w:tcPr>
-            <w:tcW w:w="720" w:type="dxa"/>
+            <w:tcW w:w="648" w:type="dxa"/>
           </w:tcPr>
           <w:p>
             <w:r>
@@ -502,7 +498,7 @@
         </w:tc>
         <w:tc>
           <w:tcPr>
-            <w:tcW w:w="3600" w:type="dxa"/>
+            <w:tcW w:w="3037" w:type="dxa"/>
           </w:tcPr>
           <w:p>
             <w:r>
@@ -517,20 +513,15 @@
         </w:tc>
         <w:tc>
           <w:tcPr>
-            <w:tcW w:w="6336" w:type="dxa"/>
+            <w:tcW w:w="5171" w:type="dxa"/>
           </w:tcPr>
           <w:p>
             <w:r>
               <w:rPr>
                 <w:sz w:val="21"/>
+                <w:highlight w:val="green"/>
               </w:rPr>
-              <w:t>Reconsider the terminology (e.g. “manifest”) and reduce the amount of text on t</w:t>
-            </w:r>
-            <w:r>
-              <w:rPr>
-                <w:sz w:val="21"/>
-              </w:rPr>
-              <w:t>he slide.</w:t>
+              <w:t>Reconsider the terminology (e.g. “manifest”) and reduce the amount of text on the slide.</w:t>
             </w:r>
           </w:p>
         </w:tc>
@@ -541,7 +532,7 @@
         </w:trPr>
         <w:tc>
           <w:tcPr>
-            <w:tcW w:w="720" w:type="dxa"/>
+            <w:tcW w:w="648" w:type="dxa"/>
             <w:shd w:val="clear" w:color="auto" w:fill="EFF4FA"/>
           </w:tcPr>
           <w:p>
@@ -555,7 +546,7 @@
         </w:tc>
         <w:tc>
           <w:tcPr>
-            <w:tcW w:w="3600" w:type="dxa"/>
+            <w:tcW w:w="3037" w:type="dxa"/>
             <w:shd w:val="clear" w:color="auto" w:fill="EFF4FA"/>
           </w:tcPr>
           <w:p>
@@ -571,13 +562,19 @@
         </w:tc>
         <w:tc>
           <w:tcPr>
-            <w:tcW w:w="6336" w:type="dxa"/>
+            <w:tcW w:w="5171" w:type="dxa"/>
             <w:shd w:val="clear" w:color="auto" w:fill="EFF4FA"/>
           </w:tcPr>
           <w:p>
+            <w:pPr>
+              <w:rPr>
+                <w:highlight w:val="green"/>
+              </w:rPr>
+            </w:pPr>
             <w:r>
               <w:rPr>
                 <w:sz w:val="21"/>
+                <w:highlight w:val="green"/>
               </w:rPr>
               <w:t>Trustworthiness and affordability are the two main pillars, so the evaluation should be built around them.</w:t>
             </w:r>
@@ -590,7 +587,7 @@
         </w:trPr>
         <w:tc>
           <w:tcPr>
-            <w:tcW w:w="720" w:type="dxa"/>
+            <w:tcW w:w="648" w:type="dxa"/>
           </w:tcPr>
           <w:p>
             <w:r>
@@ -603,26 +600,26 @@
         </w:tc>
         <w:tc>
           <w:tcPr>
-            <w:tcW w:w="3600" w:type="dxa"/>
+            <w:tcW w:w="3037" w:type="dxa"/>
           </w:tcPr>
           <w:p/>
         </w:tc>
         <w:tc>
           <w:tcPr>
-            <w:tcW w:w="6336" w:type="dxa"/>
+            <w:tcW w:w="5171" w:type="dxa"/>
           </w:tcPr>
           <w:p>
+            <w:pPr>
+              <w:rPr>
+                <w:highlight w:val="green"/>
+              </w:rPr>
+            </w:pPr>
             <w:r>
               <w:rPr>
                 <w:sz w:val="21"/>
+                <w:highlight w:val="green"/>
               </w:rPr>
-              <w:t xml:space="preserve">If no prior work exists, where do the evaluation metrics come from? An expert study alone is not adequate </w:t>
-            </w:r>
-            <w:r>
-              <w:rPr>
-                <w:sz w:val="21"/>
-              </w:rPr>
-              <w:t>justification — the metrics must be grounded in published research.</w:t>
+              <w:t>If no prior work exists, where do the evaluation metrics come from? An expert study alone is not adequate justification — the metrics must be grounded in published research.</w:t>
             </w:r>
           </w:p>
         </w:tc>
@@ -633,7 +630,7 @@
         </w:trPr>
         <w:tc>
           <w:tcPr>
-            <w:tcW w:w="720" w:type="dxa"/>
+            <w:tcW w:w="648" w:type="dxa"/>
             <w:shd w:val="clear" w:color="auto" w:fill="EFF4FA"/>
           </w:tcPr>
           <w:p>
@@ -647,7 +644,7 @@
         </w:tc>
         <w:tc>
           <w:tcPr>
-            <w:tcW w:w="3600" w:type="dxa"/>
+            <w:tcW w:w="3037" w:type="dxa"/>
             <w:shd w:val="clear" w:color="auto" w:fill="EFF4FA"/>
           </w:tcPr>
           <w:p>
@@ -663,7 +660,7 @@
         </w:tc>
         <w:tc>
           <w:tcPr>
-            <w:tcW w:w="6336" w:type="dxa"/>
+            <w:tcW w:w="5171" w:type="dxa"/>
             <w:shd w:val="clear" w:color="auto" w:fill="EFF4FA"/>
           </w:tcPr>
           <w:p>
@@ -682,7 +679,7 @@
         </w:trPr>
         <w:tc>
           <w:tcPr>
-            <w:tcW w:w="720" w:type="dxa"/>
+            <w:tcW w:w="648" w:type="dxa"/>
           </w:tcPr>
           <w:p>
             <w:r>
@@ -695,7 +692,7 @@
         </w:tc>
         <w:tc>
           <w:tcPr>
-            <w:tcW w:w="3600" w:type="dxa"/>
+            <w:tcW w:w="3037" w:type="dxa"/>
           </w:tcPr>
           <w:p>
             <w:r>
@@ -710,20 +707,14 @@
         </w:tc>
         <w:tc>
           <w:tcPr>
-            <w:tcW w:w="6336" w:type="dxa"/>
+            <w:tcW w:w="5171" w:type="dxa"/>
           </w:tcPr>
           <w:p>
             <w:r>
               <w:rPr>
                 <w:sz w:val="21"/>
               </w:rPr>
-              <w:t>Remove the first point, and also the third (“end-to-end”)</w:t>
-            </w:r>
-            <w:r>
-              <w:rPr>
-                <w:sz w:val="21"/>
-              </w:rPr>
-              <w:t xml:space="preserve"> point.</w:t>
+              <w:t>Remove the first point, and also the third (“end-to-end”) point.</w:t>
             </w:r>
           </w:p>
         </w:tc>
@@ -734,7 +725,7 @@
         </w:trPr>
         <w:tc>
           <w:tcPr>
-            <w:tcW w:w="720" w:type="dxa"/>
+            <w:tcW w:w="648" w:type="dxa"/>
             <w:shd w:val="clear" w:color="auto" w:fill="EFF4FA"/>
           </w:tcPr>
           <w:p>
@@ -748,7 +739,7 @@
         </w:tc>
         <w:tc>
           <w:tcPr>
-            <w:tcW w:w="3600" w:type="dxa"/>
+            <w:tcW w:w="3037" w:type="dxa"/>
             <w:shd w:val="clear" w:color="auto" w:fill="EFF4FA"/>
           </w:tcPr>
           <w:p>
@@ -764,7 +755,7 @@
         </w:tc>
         <w:tc>
           <w:tcPr>
-            <w:tcW w:w="6336" w:type="dxa"/>
+            <w:tcW w:w="5171" w:type="dxa"/>
             <w:shd w:val="clear" w:color="auto" w:fill="EFF4FA"/>
           </w:tcPr>
           <w:p>
@@ -783,7 +774,7 @@
         </w:trPr>
         <w:tc>
           <w:tcPr>
-            <w:tcW w:w="720" w:type="dxa"/>
+            <w:tcW w:w="648" w:type="dxa"/>
           </w:tcPr>
           <w:p>
             <w:r>
@@ -796,7 +787,7 @@
         </w:tc>
         <w:tc>
           <w:tcPr>
-            <w:tcW w:w="3600" w:type="dxa"/>
+            <w:tcW w:w="3037" w:type="dxa"/>
           </w:tcPr>
           <w:p>
             <w:r>
@@ -811,20 +802,20 @@
         </w:tc>
         <w:tc>
           <w:tcPr>
-            <w:tcW w:w="6336" w:type="dxa"/>
+            <w:tcW w:w="5171" w:type="dxa"/>
           </w:tcPr>
           <w:p>
+            <w:pPr>
+              <w:rPr>
+                <w:highlight w:val="green"/>
+              </w:rPr>
+            </w:pPr>
             <w:r>
               <w:rPr>
                 <w:sz w:val="21"/>
+                <w:highlight w:val="green"/>
               </w:rPr>
-              <w:t xml:space="preserve">How many researchers have worked on this? Provide references — white papers, RFCs, and </w:t>
-            </w:r>
-            <w:r>
-              <w:rPr>
-                <w:sz w:val="21"/>
-              </w:rPr>
-              <w:t>similar sources.</w:t>
+              <w:t>How many researchers have worked on this? Provide references — white papers, RFCs, and similar sources.</w:t>
             </w:r>
           </w:p>
         </w:tc>
@@ -835,7 +826,7 @@
         </w:trPr>
         <w:tc>
           <w:tcPr>
-            <w:tcW w:w="720" w:type="dxa"/>
+            <w:tcW w:w="648" w:type="dxa"/>
             <w:shd w:val="clear" w:color="auto" w:fill="EFF4FA"/>
           </w:tcPr>
           <w:p>
@@ -849,7 +840,7 @@
         </w:tc>
         <w:tc>
           <w:tcPr>
-            <w:tcW w:w="3600" w:type="dxa"/>
+            <w:tcW w:w="3037" w:type="dxa"/>
             <w:shd w:val="clear" w:color="auto" w:fill="EFF4FA"/>
           </w:tcPr>
           <w:p>
@@ -865,13 +856,19 @@
         </w:tc>
         <w:tc>
           <w:tcPr>
-            <w:tcW w:w="6336" w:type="dxa"/>
+            <w:tcW w:w="5171" w:type="dxa"/>
             <w:shd w:val="clear" w:color="auto" w:fill="EFF4FA"/>
           </w:tcPr>
           <w:p>
+            <w:pPr>
+              <w:rPr>
+                <w:highlight w:val="green"/>
+              </w:rPr>
+            </w:pPr>
             <w:r>
               <w:rPr>
                 <w:sz w:val="21"/>
+                <w:highlight w:val="green"/>
               </w:rPr>
               <w:t>Are you running quantum simulations? If so, how?</w:t>
             </w:r>
@@ -884,7 +881,7 @@
         </w:trPr>
         <w:tc>
           <w:tcPr>
-            <w:tcW w:w="720" w:type="dxa"/>
+            <w:tcW w:w="648" w:type="dxa"/>
           </w:tcPr>
           <w:p>
             <w:r>
@@ -897,33 +894,34 @@
         </w:tc>
         <w:tc>
           <w:tcPr>
-            <w:tcW w:w="3600" w:type="dxa"/>
+            <w:tcW w:w="3037" w:type="dxa"/>
           </w:tcPr>
           <w:p/>
         </w:tc>
         <w:tc>
           <w:tcPr>
-            <w:tcW w:w="6336" w:type="dxa"/>
+            <w:tcW w:w="5171" w:type="dxa"/>
           </w:tcPr>
           <w:p>
+            <w:pPr>
+              <w:rPr>
+                <w:highlight w:val="green"/>
+              </w:rPr>
+            </w:pPr>
             <w:r>
               <w:rPr>
                 <w:sz w:val="21"/>
+                <w:highlight w:val="green"/>
               </w:rPr>
               <w:t xml:space="preserve">You stated that quantum hardware is not required, yet </w:t>
             </w:r>
             <w:r>
               <w:rPr>
                 <w:sz w:val="21"/>
+                <w:highlight w:val="green"/>
               </w:rPr>
               <w:lastRenderedPageBreak/>
-              <w:t>simulations cannot always be run on real hardware — please clarify (cf. the Japanese quantum initiative</w:t>
-            </w:r>
-            <w:r>
-              <w:rPr>
-                <w:sz w:val="21"/>
-              </w:rPr>
-              <w:t>).</w:t>
+              <w:t>simulations cannot always be run on real hardware — please clarify (cf. the Japanese quantum initiative).</w:t>
             </w:r>
           </w:p>
         </w:tc>
@@ -934,7 +932,7 @@
         </w:trPr>
         <w:tc>
           <w:tcPr>
-            <w:tcW w:w="720" w:type="dxa"/>
+            <w:tcW w:w="648" w:type="dxa"/>
             <w:shd w:val="clear" w:color="auto" w:fill="EFF4FA"/>
           </w:tcPr>
           <w:p>
@@ -949,7 +947,7 @@
         </w:tc>
         <w:tc>
           <w:tcPr>
-            <w:tcW w:w="3600" w:type="dxa"/>
+            <w:tcW w:w="3037" w:type="dxa"/>
             <w:shd w:val="clear" w:color="auto" w:fill="EFF4FA"/>
           </w:tcPr>
           <w:p>
@@ -965,13 +963,19 @@
         </w:tc>
         <w:tc>
           <w:tcPr>
-            <w:tcW w:w="6336" w:type="dxa"/>
+            <w:tcW w:w="5171" w:type="dxa"/>
             <w:shd w:val="clear" w:color="auto" w:fill="EFF4FA"/>
           </w:tcPr>
           <w:p>
+            <w:pPr>
+              <w:rPr>
+                <w:highlight w:val="green"/>
+              </w:rPr>
+            </w:pPr>
             <w:r>
               <w:rPr>
                 <w:sz w:val="21"/>
+                <w:highlight w:val="green"/>
               </w:rPr>
               <w:t>Explain what this slide/figure is showing.</w:t>
             </w:r>
@@ -984,7 +988,7 @@
         </w:trPr>
         <w:tc>
           <w:tcPr>
-            <w:tcW w:w="720" w:type="dxa"/>
+            <w:tcW w:w="648" w:type="dxa"/>
           </w:tcPr>
           <w:p>
             <w:r>
@@ -997,7 +1001,7 @@
         </w:tc>
         <w:tc>
           <w:tcPr>
-            <w:tcW w:w="3600" w:type="dxa"/>
+            <w:tcW w:w="3037" w:type="dxa"/>
           </w:tcPr>
           <w:p>
             <w:r>
@@ -1012,7 +1016,7 @@
         </w:tc>
         <w:tc>
           <w:tcPr>
-            <w:tcW w:w="6336" w:type="dxa"/>
+            <w:tcW w:w="5171" w:type="dxa"/>
           </w:tcPr>
           <w:p>
             <w:r>
@@ -1030,7 +1034,28 @@
         </w:trPr>
         <w:tc>
           <w:tcPr>
-            <w:tcW w:w="720" w:type="dxa"/>
+            <w:tcW w:w="648" w:type="dxa"/>
+            <w:shd w:val="clear" w:color="auto" w:fill="EFF4FA"/>
+          </w:tcPr>
+          <w:p>
+            <w:bookmarkStart w:id="0" w:name="_GoBack"/>
+            <w:bookmarkEnd w:id="0"/>
+          </w:p>
+        </w:tc>
+        <w:tc>
+          <w:tcPr>
+            <w:tcW w:w="3037" w:type="dxa"/>
+            <w:shd w:val="clear" w:color="auto" w:fill="EFF4FA"/>
+          </w:tcPr>
+          <w:p>
+            <w:r>
+              <w:t>Formula</w:t>
+            </w:r>
+          </w:p>
+        </w:tc>
+        <w:tc>
+          <w:tcPr>
+            <w:tcW w:w="5171" w:type="dxa"/>
             <w:shd w:val="clear" w:color="auto" w:fill="EFF4FA"/>
           </w:tcPr>
           <w:p>
@@ -1038,28 +1063,7 @@
               <w:rPr>
                 <w:sz w:val="21"/>
               </w:rPr>
-              <w:t>20</w:t>
-            </w:r>
-          </w:p>
-        </w:tc>
-        <w:tc>
-          <w:tcPr>
-            <w:tcW w:w="3600" w:type="dxa"/>
-            <w:shd w:val="clear" w:color="auto" w:fill="EFF4FA"/>
-          </w:tcPr>
-          <w:p/>
-        </w:tc>
-        <w:tc>
-          <w:tcPr>
-            <w:tcW w:w="6336" w:type="dxa"/>
-            <w:shd w:val="clear" w:color="auto" w:fill="EFF4FA"/>
-          </w:tcPr>
-          <w:p>
-            <w:r>
-              <w:rPr>
-                <w:sz w:val="21"/>
-              </w:rPr>
-              <w:t>Circuit quality has already been addressed in existing work — why focus on it?</w:t>
+              <w:t>How did you come up with this formula and why</w:t>
             </w:r>
           </w:p>
         </w:tc>
@@ -1070,7 +1074,7 @@
         </w:trPr>
         <w:tc>
           <w:tcPr>
-            <w:tcW w:w="720" w:type="dxa"/>
+            <w:tcW w:w="648" w:type="dxa"/>
             <w:shd w:val="clear" w:color="auto" w:fill="EFF4FA"/>
           </w:tcPr>
           <w:p>
@@ -1083,18 +1087,14 @@
         </w:tc>
         <w:tc>
           <w:tcPr>
-            <w:tcW w:w="3600" w:type="dxa"/>
+            <w:tcW w:w="3037" w:type="dxa"/>
             <w:shd w:val="clear" w:color="auto" w:fill="EFF4FA"/>
           </w:tcPr>
-          <w:p>
-            <w:r>
-              <w:t>Formula</w:t>
-            </w:r>
-          </w:p>
+          <w:p/>
         </w:tc>
         <w:tc>
           <w:tcPr>
-            <w:tcW w:w="6336" w:type="dxa"/>
+            <w:tcW w:w="5171" w:type="dxa"/>
             <w:shd w:val="clear" w:color="auto" w:fill="EFF4FA"/>
           </w:tcPr>
           <w:p>
@@ -1103,14 +1103,6 @@
                 <w:sz w:val="21"/>
               </w:rPr>
             </w:pPr>
-            <w:r>
-              <w:rPr>
-                <w:sz w:val="21"/>
-              </w:rPr>
-              <w:t>How did you come up with this formula and why</w:t>
-            </w:r>
-            <w:bookmarkStart w:id="0" w:name="_GoBack"/>
-            <w:bookmarkEnd w:id="0"/>
           </w:p>
         </w:tc>
       </w:tr>
@@ -13036,7 +13028,7 @@
 </file>
 
 <file path=customXml/itemProps1.xml><?xml version="1.0" encoding="utf-8"?>
-<ds:datastoreItem xmlns:ds="http://schemas.openxmlformats.org/officeDocument/2006/customXml" ds:itemID="{EB8942C0-6ADA-4EC8-BB4D-263EF99B9A36}">
+<ds:datastoreItem xmlns:ds="http://schemas.openxmlformats.org/officeDocument/2006/customXml" ds:itemID="{93A96520-27D6-42BF-985D-BE052626AF67}">
   <ds:schemaRefs>
     <ds:schemaRef ds:uri="http://schemas.openxmlformats.org/officeDocument/2006/bibliography"/>
   </ds:schemaRefs>
